--- a/QRNG_Project_Documentation.docx
+++ b/QRNG_Project_Documentation.docx
@@ -27,6 +27,7 @@
         <w:t>Abstract</w:t>
       </w:r>
     </w:p>
+    <w:p/>
     <w:p>
       <w:pPr>
         <w:ind w:left="1440"/>
@@ -228,6 +229,7 @@
           <w:sz w:val="30"/>
           <w:szCs w:val="30"/>
         </w:rPr>
+        <w:lastRenderedPageBreak/>
         <w:t>- Demonstrate a scalable QRNG system.</w:t>
       </w:r>
     </w:p>
@@ -245,10 +247,10 @@
           <w:sz w:val="40"/>
           <w:szCs w:val="40"/>
         </w:rPr>
-        <w:lastRenderedPageBreak/>
         <w:t>System Architecture</w:t>
       </w:r>
     </w:p>
+    <w:p/>
     <w:p>
       <w:pPr>
         <w:ind w:left="720" w:firstLine="720"/>
@@ -346,6 +348,7 @@
         <w:t>Features</w:t>
       </w:r>
     </w:p>
+    <w:p/>
     <w:p>
       <w:pPr>
         <w:ind w:left="720" w:firstLine="720"/>
@@ -468,6 +471,7 @@
     <w:p>
       <w:pPr>
         <w:pStyle w:val="Heading1"/>
+        <w:ind w:firstLine="720"/>
         <w:rPr>
           <w:sz w:val="40"/>
           <w:szCs w:val="40"/>
@@ -481,8 +485,10 @@
         <w:t>Implementation</w:t>
       </w:r>
     </w:p>
+    <w:p/>
     <w:p>
       <w:pPr>
+        <w:ind w:left="720" w:firstLine="720"/>
         <w:rPr>
           <w:sz w:val="30"/>
           <w:szCs w:val="30"/>
@@ -498,6 +504,7 @@
     </w:p>
     <w:p>
       <w:pPr>
+        <w:ind w:left="2160"/>
         <w:rPr>
           <w:sz w:val="30"/>
           <w:szCs w:val="30"/>
@@ -513,6 +520,7 @@
     </w:p>
     <w:p>
       <w:pPr>
+        <w:ind w:left="2160"/>
         <w:rPr>
           <w:sz w:val="30"/>
           <w:szCs w:val="30"/>
@@ -523,11 +531,13 @@
           <w:sz w:val="30"/>
           <w:szCs w:val="30"/>
         </w:rPr>
+        <w:lastRenderedPageBreak/>
         <w:t>- Frontend: Fetches reports and visualizes test data.</w:t>
       </w:r>
     </w:p>
     <w:p>
       <w:pPr>
+        <w:ind w:left="2160"/>
         <w:rPr>
           <w:sz w:val="30"/>
           <w:szCs w:val="30"/>
@@ -543,6 +553,7 @@
     </w:p>
     <w:p>
       <w:pPr>
+        <w:ind w:left="2160"/>
         <w:rPr>
           <w:sz w:val="30"/>
           <w:szCs w:val="30"/>
@@ -559,11 +570,6 @@
     <w:p>
       <w:pPr>
         <w:pStyle w:val="Heading1"/>
-      </w:pPr>
-    </w:p>
-    <w:p>
-      <w:pPr>
-        <w:pStyle w:val="Heading1"/>
         <w:ind w:firstLine="720"/>
         <w:rPr>
           <w:sz w:val="40"/>
@@ -578,6 +584,7 @@
         <w:t>Results</w:t>
       </w:r>
     </w:p>
+    <w:p/>
     <w:p>
       <w:pPr>
         <w:ind w:left="720" w:firstLine="720"/>
@@ -673,6 +680,7 @@
         <w:t>Applications</w:t>
       </w:r>
     </w:p>
+    <w:p/>
     <w:p>
       <w:pPr>
         <w:ind w:left="720" w:firstLine="720"/>
@@ -780,9 +788,11 @@
           <w:sz w:val="40"/>
           <w:szCs w:val="40"/>
         </w:rPr>
+        <w:lastRenderedPageBreak/>
         <w:t>Limitations &amp; Future Work</w:t>
       </w:r>
     </w:p>
+    <w:p/>
     <w:p>
       <w:pPr>
         <w:ind w:left="720" w:firstLine="720"/>
@@ -850,6 +860,17 @@
     <w:p>
       <w:pPr>
         <w:pStyle w:val="Heading1"/>
+        <w:ind w:firstLine="720"/>
+        <w:rPr>
+          <w:sz w:val="40"/>
+          <w:szCs w:val="40"/>
+        </w:rPr>
+      </w:pPr>
+    </w:p>
+    <w:p>
+      <w:pPr>
+        <w:pStyle w:val="Heading1"/>
+        <w:ind w:firstLine="720"/>
         <w:rPr>
           <w:sz w:val="40"/>
           <w:szCs w:val="40"/>
@@ -860,12 +881,12 @@
           <w:sz w:val="40"/>
           <w:szCs w:val="40"/>
         </w:rPr>
-        <w:lastRenderedPageBreak/>
         <w:t>Conclusion</w:t>
       </w:r>
     </w:p>
     <w:p>
       <w:pPr>
+        <w:ind w:left="1440"/>
         <w:rPr>
           <w:sz w:val="30"/>
           <w:szCs w:val="30"/>
